--- a/Profiles/shashi/QA_Automation_Engineer/Nimbus_Telecom/Senior_SDET__20260719T091120Z/CoverLetter.docx
+++ b/Profiles/shashi/QA_Automation_Engineer/Nimbus_Telecom/Senior_SDET__20260719T091120Z/CoverLetter.docx
@@ -22,7 +22,7 @@
     </w:p>
     <w:p>
       <w:r>
-        <w:t>Across my background, I have focused on Java, Jenkins, Selenium WebDriver, Git, Postman. 6+ years of experience as Senior QA Automation Engineer, tailored toward Senior SDET for Nimbus Telecom. Emphasizes verified strengths in Java, Jenkins, Selenium WebDriver, Git, Postman while staying aligned to the target job requirements. That evidence-backed alignment is the main reason I believe I can contribute effectively in this position.</w:t>
+        <w:t>Across my background, I have focused on Java, Jenkins, Selenium WebDriver, Git, Postman. 5+ years of experience as Senior QA Automation Engineer, tailored toward Senior SDET for Nimbus Telecom. Emphasizes verified strengths in Java, Jenkins, Selenium WebDriver, Git, Postman while staying aligned to the target job requirements. That evidence-backed alignment is the main reason I believe I can contribute effectively in this position.</w:t>
       </w:r>
     </w:p>
     <w:p>
